--- a/learnGit.docx
+++ b/learnGit.docx
@@ -5,6 +5,11 @@
     <w:p>
       <w:r>
         <w:t>20:21 – first commit</w:t>
+      </w:r>
+    </w:p>
+    <w:p>
+      <w:r>
+        <w:t xml:space="preserve">20:32 – </w:t>
       </w:r>
       <w:bookmarkStart w:id="0" w:name="_GoBack"/>
       <w:bookmarkEnd w:id="0"/>

--- a/learnGit.docx
+++ b/learnGit.docx
@@ -10,6 +10,11 @@
     <w:p>
       <w:r>
         <w:t xml:space="preserve">20:32 – </w:t>
+      </w:r>
+    </w:p>
+    <w:p>
+      <w:r>
+        <w:t>20:34 -</w:t>
       </w:r>
       <w:bookmarkStart w:id="0" w:name="_GoBack"/>
       <w:bookmarkEnd w:id="0"/>

--- a/learnGit.docx
+++ b/learnGit.docx
@@ -3,6 +3,8 @@
 <w:document xmlns:wpc="http://schemas.microsoft.com/office/word/2010/wordprocessingCanvas" xmlns:cx="http://schemas.microsoft.com/office/drawing/2014/chartex" xmlns:mc="http://schemas.openxmlformats.org/markup-compatibility/2006" xmlns:o="urn:schemas-microsoft-com:office:office" xmlns:r="http://schemas.openxmlformats.org/officeDocument/2006/relationships" xmlns:m="http://schemas.openxmlformats.org/officeDocument/2006/math" xmlns:v="urn:schemas-microsoft-com:vml" xmlns:wp14="http://schemas.microsoft.com/office/word/2010/wordprocessingDrawing" xmlns:wp="http://schemas.openxmlformats.org/drawingml/2006/wordprocessingDrawing" xmlns:w10="urn:schemas-microsoft-com:office:word" xmlns:w="http://schemas.openxmlformats.org/wordprocessingml/2006/main" xmlns:w14="http://schemas.microsoft.com/office/word/2010/wordml" xmlns:w15="http://schemas.microsoft.com/office/word/2012/wordml" xmlns:w16se="http://schemas.microsoft.com/office/word/2015/wordml/symex" xmlns:wpg="http://schemas.microsoft.com/office/word/2010/wordprocessingGroup" xmlns:wpi="http://schemas.microsoft.com/office/word/2010/wordprocessingInk" xmlns:wne="http://schemas.microsoft.com/office/word/2006/wordml" xmlns:wps="http://schemas.microsoft.com/office/word/2010/wordprocessingShape" mc:Ignorable="w14 w15 w16se wp14">
   <w:body>
     <w:p>
+      <w:bookmarkStart w:id="0" w:name="_GoBack"/>
+      <w:bookmarkEnd w:id="0"/>
       <w:r>
         <w:t>20:21 – first commit</w:t>
       </w:r>
@@ -16,12 +18,10 @@
       <w:r>
         <w:t>20:34 -</w:t>
       </w:r>
-      <w:bookmarkStart w:id="0" w:name="_GoBack"/>
-      <w:bookmarkEnd w:id="0"/>
     </w:p>
     <w:sectPr>
       <w:pgSz w:w="12240" w:h="15840"/>
-      <w:pgMar w:top="1440" w:right="1440" w:bottom="1440" w:left="1440" w:header="720" w:footer="720" w:gutter="0"/>
+      <w:pgMar w:top="2268" w:right="1418" w:bottom="1418" w:left="2268" w:header="720" w:footer="720" w:gutter="0"/>
       <w:cols w:space="720"/>
       <w:docGrid w:linePitch="360"/>
     </w:sectPr>
